--- a/W6 - PRACTICE - SQL Integration.docx
+++ b/W6 - PRACTICE - SQL Integration.docx
@@ -810,6 +810,34 @@
     </w:p>
     <w:p/>
     <w:p>
+      <w:proofErr w:type="spellStart"/>
+      <w:r>
+        <w:t>Github</w:t>
+      </w:r>
+      <w:proofErr w:type="spellEnd"/>
+      <w:r>
+        <w:t xml:space="preserve">: </w:t>
+      </w:r>
+      <w:hyperlink r:id="rId18" w:history="1">
+        <w:r>
+          <w:rPr>
+            <w:rStyle w:val="Hyperlink"/>
+          </w:rPr>
+          <w:t>https://github.com/Vi-BolBol/</w:t>
+        </w:r>
+        <w:r>
+          <w:rPr>
+            <w:rStyle w:val="Hyperlink"/>
+          </w:rPr>
+          <w:t>C</w:t>
+        </w:r>
+        <w:r>
+          <w:rPr>
+            <w:rStyle w:val="Hyperlink"/>
+          </w:rPr>
+          <w:t>S-T3-W6-Practice.git</w:t>
+        </w:r>
+      </w:hyperlink>
       <w:r>
         <w:br w:type="page"/>
       </w:r>
@@ -951,7 +979,7 @@
                     <pic:cNvPicPr/>
                   </pic:nvPicPr>
                   <pic:blipFill>
-                    <a:blip r:embed="rId18"/>
+                    <a:blip r:embed="rId19"/>
                     <a:stretch>
                       <a:fillRect/>
                     </a:stretch>
@@ -994,7 +1022,7 @@
       </w:r>
     </w:p>
     <w:p>
-      <w:hyperlink r:id="rId19" w:history="1">
+      <w:hyperlink r:id="rId20" w:history="1">
         <w:r>
           <w:rPr>
             <w:rStyle w:val="Hyperlink"/>
@@ -1206,7 +1234,7 @@
                     <pic:cNvPicPr/>
                   </pic:nvPicPr>
                   <pic:blipFill>
-                    <a:blip r:embed="rId20"/>
+                    <a:blip r:embed="rId21"/>
                     <a:stretch>
                       <a:fillRect/>
                     </a:stretch>
@@ -2134,7 +2162,7 @@
                     <pic:cNvPicPr/>
                   </pic:nvPicPr>
                   <pic:blipFill>
-                    <a:blip r:embed="rId21"/>
+                    <a:blip r:embed="rId22"/>
                     <a:stretch>
                       <a:fillRect/>
                     </a:stretch>
@@ -3094,7 +3122,7 @@
                     <pic:cNvPicPr/>
                   </pic:nvPicPr>
                   <pic:blipFill>
-                    <a:blip r:embed="rId22"/>
+                    <a:blip r:embed="rId23"/>
                     <a:stretch>
                       <a:fillRect/>
                     </a:stretch>
@@ -4124,7 +4152,7 @@
         </w:rPr>
         <w:t xml:space="preserve">See </w:t>
       </w:r>
-      <w:hyperlink r:id="rId23" w:history="1">
+      <w:hyperlink r:id="rId24" w:history="1">
         <w:r>
           <w:rPr>
             <w:rStyle w:val="Hyperlink"/>
@@ -4177,7 +4205,7 @@
                     <pic:cNvPicPr/>
                   </pic:nvPicPr>
                   <pic:blipFill>
-                    <a:blip r:embed="rId24"/>
+                    <a:blip r:embed="rId25"/>
                     <a:stretch>
                       <a:fillRect/>
                     </a:stretch>
@@ -4297,7 +4325,7 @@
           <w:color w:val="000000"/>
         </w:rPr>
       </w:pPr>
-      <w:hyperlink r:id="rId25" w:anchor="using-connection-pools" w:history="1">
+      <w:hyperlink r:id="rId26" w:anchor="using-connection-pools" w:history="1">
         <w:r>
           <w:rPr>
             <w:rStyle w:val="Hyperlink"/>
@@ -5200,7 +5228,7 @@
                     <pic:cNvPicPr/>
                   </pic:nvPicPr>
                   <pic:blipFill>
-                    <a:blip r:embed="rId26"/>
+                    <a:blip r:embed="rId27"/>
                     <a:stretch>
                       <a:fillRect/>
                     </a:stretch>
@@ -5991,7 +6019,7 @@
                     <pic:cNvPicPr/>
                   </pic:nvPicPr>
                   <pic:blipFill>
-                    <a:blip r:embed="rId27"/>
+                    <a:blip r:embed="rId28"/>
                     <a:stretch>
                       <a:fillRect/>
                     </a:stretch>
@@ -6749,7 +6777,7 @@
                     <pic:cNvPicPr/>
                   </pic:nvPicPr>
                   <pic:blipFill>
-                    <a:blip r:embed="rId28"/>
+                    <a:blip r:embed="rId29"/>
                     <a:stretch>
                       <a:fillRect/>
                     </a:stretch>
@@ -7392,9 +7420,9 @@
       </w:pPr>
     </w:p>
     <w:sectPr>
-      <w:headerReference w:type="default" r:id="rId29"/>
-      <w:headerReference w:type="first" r:id="rId30"/>
-      <w:footerReference w:type="first" r:id="rId31"/>
+      <w:headerReference w:type="default" r:id="rId30"/>
+      <w:headerReference w:type="first" r:id="rId31"/>
+      <w:footerReference w:type="first" r:id="rId32"/>
       <w:pgSz w:w="12240" w:h="15840"/>
       <w:pgMar w:top="709" w:right="1440" w:bottom="450" w:left="1440" w:header="450" w:footer="720" w:gutter="0"/>
       <w:pgNumType w:start="1"/>
@@ -13148,28 +13176,28 @@
 </file>
 
 <file path=customXml/item1.xml><?xml version="1.0" encoding="utf-8"?>
-<b:Sources xmlns:b="http://schemas.openxmlformats.org/officeDocument/2006/bibliography" xmlns="http://schemas.openxmlformats.org/officeDocument/2006/bibliography" SelectedStyle="\APASixthEditionOfficeOnline.xsl" StyleName="APA" Version="6"/>
-</file>
-
-<file path=customXml/item2.xml><?xml version="1.0" encoding="utf-8"?>
 <go:gDocsCustomXmlDataStorage xmlns:go="http://customooxmlschemas.google.com/" xmlns:r="http://schemas.openxmlformats.org/officeDocument/2006/relationships" uri="GoogleDocsCustomDataVersion2">
   <go:docsCustomData xmlns:go="http://customooxmlschemas.google.com/" roundtripDataSignature="AMtx7mgkp2sjlA9fPeund3Tslx9DwTmgqQ==">CgMxLjAyCWguM3pueXNoNzIJaC4zMGowemxsOAByITExNTcwVml0VlJsbFFod1JqYVJMZ1dBX0MxVm8yYnhrTQ==</go:docsCustomData>
 </go:gDocsCustomXmlDataStorage>
 </file>
 
-<file path=customXml/itemProps1.xml><?xml version="1.0" encoding="utf-8"?>
-<ds:datastoreItem xmlns:ds="http://schemas.openxmlformats.org/officeDocument/2006/customXml" ds:itemID="{50A4A93B-D8E2-495C-B8F1-D127342F1312}">
-  <ds:schemaRefs>
-    <ds:schemaRef ds:uri="http://schemas.openxmlformats.org/officeDocument/2006/bibliography"/>
-  </ds:schemaRefs>
-</ds:datastoreItem>
+<file path=customXml/item2.xml><?xml version="1.0" encoding="utf-8"?>
+<b:Sources xmlns:b="http://schemas.openxmlformats.org/officeDocument/2006/bibliography" xmlns="http://schemas.openxmlformats.org/officeDocument/2006/bibliography" SelectedStyle="\APASixthEditionOfficeOnline.xsl" StyleName="APA" Version="6"/>
 </file>
 
-<file path=customXml/itemProps2.xml><?xml version="1.0" encoding="utf-8"?>
+<file path=customXml/itemProps1.xml><?xml version="1.0" encoding="utf-8"?>
 <ds:datastoreItem xmlns:ds="http://schemas.openxmlformats.org/officeDocument/2006/customXml" ds:itemID="{11111111-1234-1234-1234-123412341234}">
   <ds:schemaRefs>
     <ds:schemaRef ds:uri="http://customooxmlschemas.google.com/"/>
     <ds:schemaRef ds:uri="http://schemas.openxmlformats.org/officeDocument/2006/relationships"/>
   </ds:schemaRefs>
 </ds:datastoreItem>
+</file>
+
+<file path=customXml/itemProps2.xml><?xml version="1.0" encoding="utf-8"?>
+<ds:datastoreItem xmlns:ds="http://schemas.openxmlformats.org/officeDocument/2006/customXml" ds:itemID="{50A4A93B-D8E2-495C-B8F1-D127342F1312}">
+  <ds:schemaRefs>
+    <ds:schemaRef ds:uri="http://schemas.openxmlformats.org/officeDocument/2006/bibliography"/>
+  </ds:schemaRefs>
+</ds:datastoreItem>
 </file>